--- a/Publications with TP.docx
+++ b/Publications with TP.docx
@@ -1,6 +1,6 @@
 
 <file path=word/document.xml><?xml version="1.0" encoding="utf-8"?>
-<w:document xmlns:wpc="http://schemas.microsoft.com/office/word/2010/wordprocessingCanvas" xmlns:cx="http://schemas.microsoft.com/office/drawing/2014/chartex" xmlns:cx1="http://schemas.microsoft.com/office/drawing/2015/9/8/chartex" xmlns:cx2="http://schemas.microsoft.com/office/drawing/2015/10/21/chartex" xmlns:cx3="http://schemas.microsoft.com/office/drawing/2016/5/9/chartex" xmlns:cx4="http://schemas.microsoft.com/office/drawing/2016/5/10/chartex" xmlns:cx5="http://schemas.microsoft.com/office/drawing/2016/5/11/chartex" xmlns:cx6="http://schemas.microsoft.com/office/drawing/2016/5/12/chartex" xmlns:cx7="http://schemas.microsoft.com/office/drawing/2016/5/13/chartex" xmlns:cx8="http://schemas.microsoft.com/office/drawing/2016/5/14/chartex" xmlns:mc="http://schemas.openxmlformats.org/markup-compatibility/2006" xmlns:aink="http://schemas.microsoft.com/office/drawing/2016/ink" xmlns:am3d="http://schemas.microsoft.com/office/drawing/2017/model3d" xmlns:o="urn:schemas-microsoft-com:office:office" xmlns:oel="http://schemas.microsoft.com/office/2019/extlst" xmlns:r="http://schemas.openxmlformats.org/officeDocument/2006/relationships" xmlns:m="http://schemas.openxmlformats.org/officeDocument/2006/math" xmlns:v="urn:schemas-microsoft-com:vml" xmlns:wp14="http://schemas.microsoft.com/office/word/2010/wordprocessingDrawing" xmlns:wp="http://schemas.openxmlformats.org/drawingml/2006/wordprocessingDrawing" xmlns:w10="urn:schemas-microsoft-com:office:word" xmlns:w="http://schemas.openxmlformats.org/wordprocessingml/2006/main" xmlns:w14="http://schemas.microsoft.com/office/word/2010/wordml" xmlns:w15="http://schemas.microsoft.com/office/word/2012/wordml" xmlns:w16cex="http://schemas.microsoft.com/office/word/2018/wordml/cex" xmlns:w16cid="http://schemas.microsoft.com/office/word/2016/wordml/cid" xmlns:w16="http://schemas.microsoft.com/office/word/2018/wordml" xmlns:w16du="http://schemas.microsoft.com/office/word/2023/wordml/word16du" xmlns:w16sdtdh="http://schemas.microsoft.com/office/word/2020/wordml/sdtdatahash" xmlns:w16se="http://schemas.microsoft.com/office/word/2015/wordml/symex" xmlns:wpg="http://schemas.microsoft.com/office/word/2010/wordprocessingGroup" xmlns:wpi="http://schemas.microsoft.com/office/word/2010/wordprocessingInk" xmlns:wne="http://schemas.microsoft.com/office/word/2006/wordml" xmlns:wps="http://schemas.microsoft.com/office/word/2010/wordprocessingShape" mc:Ignorable="w14 w15 w16se w16cid w16 w16cex w16sdtdh w16du wp14">
+<w:document xmlns:wpc="http://schemas.microsoft.com/office/word/2010/wordprocessingCanvas" xmlns:cx="http://schemas.microsoft.com/office/drawing/2014/chartex" xmlns:cx1="http://schemas.microsoft.com/office/drawing/2015/9/8/chartex" xmlns:cx2="http://schemas.microsoft.com/office/drawing/2015/10/21/chartex" xmlns:cx3="http://schemas.microsoft.com/office/drawing/2016/5/9/chartex" xmlns:cx4="http://schemas.microsoft.com/office/drawing/2016/5/10/chartex" xmlns:cx5="http://schemas.microsoft.com/office/drawing/2016/5/11/chartex" xmlns:cx6="http://schemas.microsoft.com/office/drawing/2016/5/12/chartex" xmlns:cx7="http://schemas.microsoft.com/office/drawing/2016/5/13/chartex" xmlns:cx8="http://schemas.microsoft.com/office/drawing/2016/5/14/chartex" xmlns:mc="http://schemas.openxmlformats.org/markup-compatibility/2006" xmlns:aink="http://schemas.microsoft.com/office/drawing/2016/ink" xmlns:am3d="http://schemas.microsoft.com/office/drawing/2017/model3d" xmlns:o="urn:schemas-microsoft-com:office:office" xmlns:oel="http://schemas.microsoft.com/office/2019/extlst" xmlns:r="http://schemas.openxmlformats.org/officeDocument/2006/relationships" xmlns:m="http://schemas.openxmlformats.org/officeDocument/2006/math" xmlns:v="urn:schemas-microsoft-com:vml" xmlns:wp14="http://schemas.microsoft.com/office/word/2010/wordprocessingDrawing" xmlns:wp="http://schemas.openxmlformats.org/drawingml/2006/wordprocessingDrawing" xmlns:w10="urn:schemas-microsoft-com:office:word" xmlns:w="http://schemas.openxmlformats.org/wordprocessingml/2006/main" xmlns:w14="http://schemas.microsoft.com/office/word/2010/wordml" xmlns:w15="http://schemas.microsoft.com/office/word/2012/wordml" xmlns:w16cex="http://schemas.microsoft.com/office/word/2018/wordml/cex" xmlns:w16cid="http://schemas.microsoft.com/office/word/2016/wordml/cid" xmlns:w16="http://schemas.microsoft.com/office/word/2018/wordml" xmlns:w16du="http://schemas.microsoft.com/office/word/2023/wordml/word16du" xmlns:w16sdtdh="http://schemas.microsoft.com/office/word/2020/wordml/sdtdatahash" xmlns:w16sdtfl="http://schemas.microsoft.com/office/word/2024/wordml/sdtformatlock" xmlns:w16se="http://schemas.microsoft.com/office/word/2015/wordml/symex" xmlns:wpg="http://schemas.microsoft.com/office/word/2010/wordprocessingGroup" xmlns:wpi="http://schemas.microsoft.com/office/word/2010/wordprocessingInk" xmlns:wne="http://schemas.microsoft.com/office/word/2006/wordml" xmlns:wps="http://schemas.microsoft.com/office/word/2010/wordprocessingShape" mc:Ignorable="w14 w15 w16se w16cid w16 w16cex w16sdtdh w16sdtfl w16du wp14">
   <w:body>
     <w:p>
       <w:pPr>
@@ -75,7 +75,15 @@
         </w:numPr>
       </w:pPr>
       <w:r>
-        <w:t xml:space="preserve">Kuan, ZJ, Ling, MHT. 2021. Core Genome of Poales, An Economically Important Order of Monocotyledons. EC Agriculture 7(2): 24-29. </w:t>
+        <w:t xml:space="preserve">Kuan, ZJ, Ling, MHT. 2021. Core Genome of </w:t>
+      </w:r>
+      <w:proofErr w:type="spellStart"/>
+      <w:r>
+        <w:t>Poales</w:t>
+      </w:r>
+      <w:proofErr w:type="spellEnd"/>
+      <w:r>
+        <w:t xml:space="preserve">, An Economically Important Order of Monocotyledons. EC Agriculture 7(2): 24-29. </w:t>
       </w:r>
     </w:p>
     <w:p>
@@ -123,7 +131,15 @@
         </w:numPr>
       </w:pPr>
       <w:r>
-        <w:t xml:space="preserve">Sim, KS, Ling, MHT. 2021. Installation and Documentation Evaluation of Recent (01 January 2020 to 15 February 2021) Chatbot Engines from Python Package Index (PyPI). Acta Scientific Computer Sciences 3(8): 38-43. </w:t>
+        <w:t>Sim, KS, Ling, MHT. 2021. Installation and Documentation Evaluation of Recent (01 January 2020 to 15 February 2021) Chatbot Engines from Python Package Index (</w:t>
+      </w:r>
+      <w:proofErr w:type="spellStart"/>
+      <w:r>
+        <w:t>PyPI</w:t>
+      </w:r>
+      <w:proofErr w:type="spellEnd"/>
+      <w:r>
+        <w:t xml:space="preserve">). Acta Scientific Computer Sciences 3(8): 38-43. </w:t>
       </w:r>
     </w:p>
     <w:p>
@@ -147,7 +163,15 @@
         </w:numPr>
       </w:pPr>
       <w:r>
-        <w:t>Tan, FL, Kuan, ZJ, Amir-Hamzah, N, Kng, X, Wee, YY, Sor, SX, Ling, MHT. 2022. Significant Differences in Media Components and Predicted Growth Rates of 58 Escherichia coli Genome-scale Models. Acta Scientific Microbiology 5(2): 56-68.</w:t>
+        <w:t xml:space="preserve">Tan, FL, Kuan, ZJ, Amir-Hamzah, N, </w:t>
+      </w:r>
+      <w:proofErr w:type="spellStart"/>
+      <w:r>
+        <w:t>Kng</w:t>
+      </w:r>
+      <w:proofErr w:type="spellEnd"/>
+      <w:r>
+        <w:t>, X, Wee, YY, Sor, SX, Ling, MHT. 2022. Significant Differences in Media Components and Predicted Growth Rates of 58 Escherichia coli Genome-scale Models. Acta Scientific Microbiology 5(2): 56-68.</w:t>
       </w:r>
     </w:p>
     <w:p>
@@ -159,7 +183,15 @@
         </w:numPr>
       </w:pPr>
       <w:r>
-        <w:t>Chua, MTE, Dumanglas, ABG, Ling, MHT. 2022. Gene Co-Expressions Cannot Predict Protein-Protein Interactions in Escherichia coli. EC Microbiology 18(3): 102-109.</w:t>
+        <w:t xml:space="preserve">Chua, MTE, </w:t>
+      </w:r>
+      <w:proofErr w:type="spellStart"/>
+      <w:r>
+        <w:t>Dumanglas</w:t>
+      </w:r>
+      <w:proofErr w:type="spellEnd"/>
+      <w:r>
+        <w:t>, ABG, Ling, MHT. 2022. Gene Co-Expressions Cannot Predict Protein-Protein Interactions in Escherichia coli. EC Microbiology 18(3): 102-109.</w:t>
       </w:r>
     </w:p>
     <w:p>
@@ -171,7 +203,15 @@
         </w:numPr>
       </w:pPr>
       <w:r>
-        <w:t>Sor, SX, Wee, YY, Kng, X, Ling, MHT. 2022. A Systematic Scoping Review on the Current Applications of Environmental DNA (eDNA). EC Clinical and Medical Case Reports 5(4): 46-64.</w:t>
+        <w:t xml:space="preserve">Sor, SX, Wee, YY, </w:t>
+      </w:r>
+      <w:proofErr w:type="spellStart"/>
+      <w:r>
+        <w:t>Kng</w:t>
+      </w:r>
+      <w:proofErr w:type="spellEnd"/>
+      <w:r>
+        <w:t>, X, Ling, MHT. 2022. A Systematic Scoping Review on the Current Applications of Environmental DNA (eDNA). EC Clinical and Medical Case Reports 5(4): 46-64.</w:t>
       </w:r>
     </w:p>
     <w:p>
@@ -183,7 +223,39 @@
         </w:numPr>
       </w:pPr>
       <w:r>
-        <w:t>Wee, YY, Kng, X, Sor, SX, Ling, MHT. 2022. Genome-Scale Metabolic Model-Based Reactome-Phenome Map of Synechocystis sp. PCC 6803, A Potential Biofuel Producer. Medicon Microbiology 1 (4): 02-08.</w:t>
+        <w:t xml:space="preserve">Wee, YY, </w:t>
+      </w:r>
+      <w:proofErr w:type="spellStart"/>
+      <w:r>
+        <w:t>Kng</w:t>
+      </w:r>
+      <w:proofErr w:type="spellEnd"/>
+      <w:r>
+        <w:t xml:space="preserve">, X, Sor, SX, Ling, MHT. 2022. Genome-Scale Metabolic Model-Based </w:t>
+      </w:r>
+      <w:proofErr w:type="spellStart"/>
+      <w:r>
+        <w:t>Reactome</w:t>
+      </w:r>
+      <w:proofErr w:type="spellEnd"/>
+      <w:r>
+        <w:t xml:space="preserve">-Phenome Map of </w:t>
+      </w:r>
+      <w:proofErr w:type="spellStart"/>
+      <w:r>
+        <w:t>Synechocystis</w:t>
+      </w:r>
+      <w:proofErr w:type="spellEnd"/>
+      <w:r>
+        <w:t xml:space="preserve"> sp. PCC 6803, A Potential Biofuel Producer. </w:t>
+      </w:r>
+      <w:proofErr w:type="spellStart"/>
+      <w:r>
+        <w:t>Medicon</w:t>
+      </w:r>
+      <w:proofErr w:type="spellEnd"/>
+      <w:r>
+        <w:t xml:space="preserve"> Microbiology 1 (4): 02-08.</w:t>
       </w:r>
     </w:p>
     <w:p>
@@ -207,7 +279,15 @@
         </w:numPr>
       </w:pPr>
       <w:r>
-        <w:t>Tan, JZH, Tan, NTF Tan, Ling, MHT. 2022. Brainopy: A Biologically Relevant SQLite-Based Artificial Neural Network Library. Acta Scientific Computer Sciences 4(12): 13-22.</w:t>
+        <w:t xml:space="preserve">Tan, JZH, Tan, NTF Tan, Ling, MHT. 2022. </w:t>
+      </w:r>
+      <w:proofErr w:type="spellStart"/>
+      <w:r>
+        <w:t>Brainopy</w:t>
+      </w:r>
+      <w:proofErr w:type="spellEnd"/>
+      <w:r>
+        <w:t>: A Biologically Relevant SQLite-Based Artificial Neural Network Library. Acta Scientific Computer Sciences 4(12): 13-22.</w:t>
       </w:r>
     </w:p>
     <w:p>
@@ -229,30 +309,56 @@
         <w:rPr>
           <w:rFonts w:ascii="Times New Roman" w:hAnsi="Times New Roman" w:cs="Times New Roman"/>
         </w:rPr>
-        <w:t xml:space="preserve">Işık, EB, Brazas, MD, Schwartz, R, Gaeta, B, Palagi, PM, van Gelder, CWG, Suravajhala, P, Singh, H, Morgan, SL, Zahroh, H, Ling, M, Satagopam, VP, McGrath, A, Nakai, K, Tan, TW, Gao, G, Mulder, N, Schönbach, C, Zheng, Y. De Las Rivas, J, Khan, AM. 2023. </w:t>
-      </w:r>
-      <w:r>
-        <w:rPr>
-          <w:rFonts w:ascii="Times New Roman" w:hAnsi="Times New Roman" w:cs="Times New Roman"/>
-          <w:i/>
-          <w:iCs/>
-        </w:rPr>
-        <w:t xml:space="preserve">Grand </w:t>
-      </w:r>
-      <w:r>
-        <w:rPr>
-          <w:rFonts w:ascii="Times New Roman" w:hAnsi="Times New Roman" w:cs="Times New Roman"/>
-          <w:i/>
-          <w:iCs/>
-        </w:rPr>
-        <w:lastRenderedPageBreak/>
-        <w:t>Challenges in Bioinformatics Education and Training</w:t>
-      </w:r>
+        <w:t xml:space="preserve">Işık, EB, Brazas, MD, Schwartz, R, Gaeta, B, Palagi, PM, van Gelder, CWG, </w:t>
+      </w:r>
+      <w:proofErr w:type="spellStart"/>
       <w:r>
         <w:rPr>
           <w:rFonts w:ascii="Times New Roman" w:hAnsi="Times New Roman" w:cs="Times New Roman"/>
         </w:rPr>
-        <w:t>. Nature Biotechnology 41: 1171–1174.</w:t>
+        <w:t>Suravajhala</w:t>
+      </w:r>
+      <w:proofErr w:type="spellEnd"/>
+      <w:r>
+        <w:rPr>
+          <w:rFonts w:ascii="Times New Roman" w:hAnsi="Times New Roman" w:cs="Times New Roman"/>
+        </w:rPr>
+        <w:t xml:space="preserve">, P, Singh, H, Morgan, SL, Zahroh, H, Ling, M, </w:t>
+      </w:r>
+      <w:proofErr w:type="spellStart"/>
+      <w:r>
+        <w:rPr>
+          <w:rFonts w:ascii="Times New Roman" w:hAnsi="Times New Roman" w:cs="Times New Roman"/>
+        </w:rPr>
+        <w:t>Satagopam</w:t>
+      </w:r>
+      <w:proofErr w:type="spellEnd"/>
+      <w:r>
+        <w:rPr>
+          <w:rFonts w:ascii="Times New Roman" w:hAnsi="Times New Roman" w:cs="Times New Roman"/>
+        </w:rPr>
+        <w:t xml:space="preserve">, VP, McGrath, A, Nakai, K, Tan, TW, Gao, G, Mulder, N, </w:t>
+      </w:r>
+      <w:proofErr w:type="spellStart"/>
+      <w:r>
+        <w:rPr>
+          <w:rFonts w:ascii="Times New Roman" w:hAnsi="Times New Roman" w:cs="Times New Roman"/>
+        </w:rPr>
+        <w:t>Schönbach</w:t>
+      </w:r>
+      <w:proofErr w:type="spellEnd"/>
+      <w:r>
+        <w:rPr>
+          <w:rFonts w:ascii="Times New Roman" w:hAnsi="Times New Roman" w:cs="Times New Roman"/>
+        </w:rPr>
+        <w:t xml:space="preserve">, C, Zheng, Y. De Las Rivas, J, Khan, AM. 2023. Grand </w:t>
+      </w:r>
+      <w:r>
+        <w:rPr>
+          <w:rFonts w:ascii="Times New Roman" w:hAnsi="Times New Roman" w:cs="Times New Roman"/>
+        </w:rPr>
+        <w:lastRenderedPageBreak/>
+        <w:t>Challenges in Bioinformatics Education and Training. Nature Biotechnology 41: 1171–1174.</w:t>
       </w:r>
     </w:p>
     <w:p>
@@ -274,21 +380,21 @@
         <w:rPr>
           <w:rFonts w:ascii="Times New Roman" w:hAnsi="Times New Roman" w:cs="Times New Roman"/>
         </w:rPr>
-        <w:t xml:space="preserve">Chia, VSQ, Ling, MHT. 2023. </w:t>
-      </w:r>
-      <w:r>
-        <w:rPr>
-          <w:rFonts w:ascii="Times New Roman" w:hAnsi="Times New Roman" w:cs="Times New Roman"/>
-          <w:i/>
-          <w:iCs/>
-        </w:rPr>
-        <w:t>Potential Information Processing Differences in Male and Hermaphrodite Neural Networks of Caenorhabditis elegans</w:t>
-      </w:r>
+        <w:t xml:space="preserve">Chia, VSQ, Ling, MHT. 2023. Potential Information Processing Differences in Male and Hermaphrodite Neural Networks of Caenorhabditis elegans. </w:t>
+      </w:r>
+      <w:proofErr w:type="spellStart"/>
       <w:r>
         <w:rPr>
           <w:rFonts w:ascii="Times New Roman" w:hAnsi="Times New Roman" w:cs="Times New Roman"/>
         </w:rPr>
-        <w:t>. Medicon Medical Sciences 5(2): 53-59.</w:t>
+        <w:t>Medicon</w:t>
+      </w:r>
+      <w:proofErr w:type="spellEnd"/>
+      <w:r>
+        <w:rPr>
+          <w:rFonts w:ascii="Times New Roman" w:hAnsi="Times New Roman" w:cs="Times New Roman"/>
+        </w:rPr>
+        <w:t xml:space="preserve"> Medical Sciences 5(2): 53-59.</w:t>
       </w:r>
     </w:p>
     <w:p>
@@ -310,21 +416,21 @@
         <w:rPr>
           <w:rFonts w:ascii="Times New Roman" w:hAnsi="Times New Roman" w:cs="Times New Roman"/>
         </w:rPr>
-        <w:t xml:space="preserve">Toh, BCY, Ling, MHT. 2023. </w:t>
-      </w:r>
-      <w:r>
-        <w:rPr>
-          <w:rFonts w:ascii="Times New Roman" w:hAnsi="Times New Roman" w:cs="Times New Roman"/>
-          <w:i/>
-          <w:iCs/>
-        </w:rPr>
-        <w:t>Applications Utilizing CRISPR/Cas9</w:t>
-      </w:r>
+        <w:t>Toh, BCY, Ling, MHT. 2023. Applications Utilizing CRISPR/Cas9. Novel Research in Sciences 14(1</w:t>
+      </w:r>
+      <w:proofErr w:type="gramStart"/>
       <w:r>
         <w:rPr>
           <w:rFonts w:ascii="Times New Roman" w:hAnsi="Times New Roman" w:cs="Times New Roman"/>
         </w:rPr>
-        <w:t>. Novel Research in Sciences 14(1):NRS.000826.</w:t>
+        <w:t>):NRS</w:t>
+      </w:r>
+      <w:proofErr w:type="gramEnd"/>
+      <w:r>
+        <w:rPr>
+          <w:rFonts w:ascii="Times New Roman" w:hAnsi="Times New Roman" w:cs="Times New Roman"/>
+        </w:rPr>
+        <w:t>.000826.</w:t>
       </w:r>
     </w:p>
     <w:p>
@@ -347,21 +453,7 @@
         <w:rPr>
           <w:rFonts w:ascii="Times New Roman" w:hAnsi="Times New Roman" w:cs="Times New Roman"/>
         </w:rPr>
-        <w:t xml:space="preserve">Wong, KM, Sim, BJH, Ling, MHT. 2023. </w:t>
-      </w:r>
-      <w:r>
-        <w:rPr>
-          <w:rFonts w:ascii="Times New Roman" w:hAnsi="Times New Roman" w:cs="Times New Roman"/>
-          <w:i/>
-          <w:iCs/>
-        </w:rPr>
-        <w:t>Consistency Between Saccharomyces cerevisiae S288C Genome Scale Models (iND750 and iMM904)</w:t>
-      </w:r>
-      <w:r>
-        <w:rPr>
-          <w:rFonts w:ascii="Times New Roman" w:hAnsi="Times New Roman" w:cs="Times New Roman"/>
-        </w:rPr>
-        <w:t>. Acta Scientific Microbiology 6(3): 63-68.</w:t>
+        <w:t>Wong, KM, Sim, BJH, Ling, MHT. 2023. Consistency Between Saccharomyces cerevisiae S288C Genome Scale Models (iND750 and iMM904). Acta Scientific Microbiology 6(3): 63-68.</w:t>
       </w:r>
     </w:p>
     <w:bookmarkEnd w:id="0"/>
@@ -384,21 +476,21 @@
         <w:rPr>
           <w:rFonts w:ascii="Times New Roman" w:hAnsi="Times New Roman" w:cs="Times New Roman"/>
         </w:rPr>
-        <w:t xml:space="preserve">Ling, MHT, Musttakim, S, Lau, PN. 2023. </w:t>
-      </w:r>
-      <w:r>
-        <w:rPr>
-          <w:rFonts w:ascii="Times New Roman" w:hAnsi="Times New Roman" w:cs="Times New Roman"/>
-          <w:i/>
-          <w:iCs/>
-        </w:rPr>
-        <w:t>Development of a Basic Chemistry Conversational Corpus</w:t>
-      </w:r>
+        <w:t xml:space="preserve">Ling, MHT, </w:t>
+      </w:r>
+      <w:proofErr w:type="spellStart"/>
       <w:r>
         <w:rPr>
           <w:rFonts w:ascii="Times New Roman" w:hAnsi="Times New Roman" w:cs="Times New Roman"/>
         </w:rPr>
-        <w:t>. Acta Scientific Nutritional Health 7(2): 48-54.</w:t>
+        <w:t>Musttakim</w:t>
+      </w:r>
+      <w:proofErr w:type="spellEnd"/>
+      <w:r>
+        <w:rPr>
+          <w:rFonts w:ascii="Times New Roman" w:hAnsi="Times New Roman" w:cs="Times New Roman"/>
+        </w:rPr>
+        <w:t>, S, Lau, PN. 2023. Development of a Basic Chemistry Conversational Corpus. Acta Scientific Nutritional Health 7(2): 48-54.</w:t>
       </w:r>
     </w:p>
     <w:p>
@@ -460,6 +552,34 @@
     <w:p>
       <w:pPr>
         <w:pStyle w:val="NormalWeb"/>
+        <w:numPr>
+          <w:ilvl w:val="0"/>
+          <w:numId w:val="16"/>
+        </w:numPr>
+      </w:pPr>
+      <w:r>
+        <w:t xml:space="preserve">Tan, NTF, Mugundhan, M, Liu, T, Tan, RYH, Tang, AY, Sim, BJH, Tan, JZH, Ling, MHT. 2025. </w:t>
+      </w:r>
+      <w:proofErr w:type="spellStart"/>
+      <w:r>
+        <w:t>SiPy</w:t>
+      </w:r>
+      <w:proofErr w:type="spellEnd"/>
+      <w:r>
+        <w:t xml:space="preserve"> – Bringing Python and R to the End-User in a Plugin-Extensible System. </w:t>
+      </w:r>
+      <w:proofErr w:type="spellStart"/>
+      <w:r>
+        <w:t>Medicon</w:t>
+      </w:r>
+      <w:proofErr w:type="spellEnd"/>
+      <w:r>
+        <w:t xml:space="preserve"> Medical Sciences 8(6): 32-41.</w:t>
+      </w:r>
+    </w:p>
+    <w:p>
+      <w:pPr>
+        <w:pStyle w:val="NormalWeb"/>
       </w:pPr>
     </w:p>
     <w:p>
@@ -665,10 +785,35 @@
         <w:pStyle w:val="NormalWeb"/>
       </w:pPr>
       <w:r>
-        <w:t xml:space="preserve">17. Alexander Tang Yu (co-authored in 2022, </w:t>
-      </w:r>
-      <w:r>
-        <w:t>2004589D</w:t>
+        <w:t>17. Alexander Tang Yu (co-authored in 2022, 2004589D, Diploma in Medical Biotechnology)</w:t>
+      </w:r>
+    </w:p>
+    <w:p>
+      <w:pPr>
+        <w:pStyle w:val="NormalWeb"/>
+      </w:pPr>
+      <w:r>
+        <w:t>18. Andrei Benedict Gomez Dumanglas (co-authored in 2022, 2101978A, Diploma in Medical Biotechnology)</w:t>
+      </w:r>
+    </w:p>
+    <w:p>
+      <w:pPr>
+        <w:pStyle w:val="NormalWeb"/>
+      </w:pPr>
+      <w:r>
+        <w:t xml:space="preserve">19. </w:t>
+      </w:r>
+      <w:r>
+        <w:t>Tan Zhi Hui</w:t>
+      </w:r>
+      <w:r>
+        <w:t xml:space="preserve"> Jensen</w:t>
+      </w:r>
+      <w:r>
+        <w:t xml:space="preserve"> (co-authored in 2022, </w:t>
+      </w:r>
+      <w:r>
+        <w:t>2104150D</w:t>
       </w:r>
       <w:r>
         <w:t>, Diploma in Medical Biotechnology)</w:t>
@@ -679,59 +824,10 @@
         <w:pStyle w:val="NormalWeb"/>
       </w:pPr>
       <w:r>
-        <w:t xml:space="preserve">18. </w:t>
-      </w:r>
-      <w:r>
-        <w:t xml:space="preserve">Andrei Benedict Gomez Dumanglas </w:t>
-      </w:r>
-      <w:r>
-        <w:t xml:space="preserve">(co-authored in 2022, </w:t>
-      </w:r>
-      <w:r>
-        <w:t>2101978A</w:t>
-      </w:r>
-      <w:r>
-        <w:t>, Diploma in Medical Biotechnology)</w:t>
-      </w:r>
-    </w:p>
-    <w:p>
-      <w:pPr>
-        <w:pStyle w:val="NormalWeb"/>
-      </w:pPr>
-      <w:r>
-        <w:t xml:space="preserve">19. </w:t>
-      </w:r>
-      <w:r>
-        <w:t>Tan Zhi Hui</w:t>
-      </w:r>
-      <w:r>
-        <w:t xml:space="preserve"> Jensen</w:t>
-      </w:r>
-      <w:r>
-        <w:t xml:space="preserve"> (co-authored in 2022, </w:t>
-      </w:r>
-      <w:r>
-        <w:t>2104150D</w:t>
-      </w:r>
-      <w:r>
-        <w:t>, Diploma in Medical Biotechnology)</w:t>
-      </w:r>
-    </w:p>
-    <w:p>
-      <w:pPr>
-        <w:pStyle w:val="NormalWeb"/>
-      </w:pPr>
-      <w:r>
         <w:t>20</w:t>
       </w:r>
       <w:r>
-        <w:t xml:space="preserve">. Marcus Chua Tong En (co-authored in 2022, </w:t>
-      </w:r>
-      <w:r>
-        <w:t>2101336B</w:t>
-      </w:r>
-      <w:r>
-        <w:t>, Diploma in Medical Biotechnology)</w:t>
+        <w:t>. Marcus Chua Tong En (co-authored in 2022, 2101336B, Diploma in Medical Biotechnology)</w:t>
       </w:r>
     </w:p>
     <w:p>
@@ -780,19 +876,15 @@
         <w:t xml:space="preserve">23. </w:t>
       </w:r>
       <w:r>
-        <w:t>M</w:t>
-      </w:r>
-      <w:r>
-        <w:t>uhammad</w:t>
-      </w:r>
-      <w:r>
-        <w:t xml:space="preserve"> S</w:t>
-      </w:r>
-      <w:r>
-        <w:t>yameer Bin Mohamed Musttakim</w:t>
-      </w:r>
-      <w:r>
-        <w:t xml:space="preserve"> </w:t>
+        <w:t xml:space="preserve">Muhammad </w:t>
+      </w:r>
+      <w:proofErr w:type="spellStart"/>
+      <w:r>
+        <w:t>Syameer</w:t>
+      </w:r>
+      <w:proofErr w:type="spellEnd"/>
+      <w:r>
+        <w:t xml:space="preserve"> Bin Mohamed Musttakim </w:t>
       </w:r>
       <w:r>
         <w:t xml:space="preserve">(co-authored in 2023, </w:t>
@@ -815,7 +907,15 @@
         <w:t>4.</w:t>
       </w:r>
       <w:r>
-        <w:t xml:space="preserve"> Xander Kng (co-authored in 2022, 1906876F, Diploma in Medical Biotechnology) </w:t>
+        <w:t xml:space="preserve"> Xander </w:t>
+      </w:r>
+      <w:proofErr w:type="spellStart"/>
+      <w:r>
+        <w:t>Kng</w:t>
+      </w:r>
+      <w:proofErr w:type="spellEnd"/>
+      <w:r>
+        <w:t xml:space="preserve"> (co-authored in 2022, 1906876F, Diploma in Medical Biotechnology) </w:t>
       </w:r>
     </w:p>
     <w:p>
@@ -879,71 +979,29 @@
         <w:pStyle w:val="NormalWeb"/>
       </w:pPr>
       <w:r>
-        <w:t xml:space="preserve">29. </w:t>
-      </w:r>
-      <w:r>
-        <w:t>Sean Yap Soon Kiat (</w:t>
-      </w:r>
-      <w:r>
-        <w:t xml:space="preserve">co-authored in 2024, </w:t>
-      </w:r>
-      <w:r>
-        <w:t>2201895F</w:t>
-      </w:r>
-      <w:r>
-        <w:t>, Diploma in Chemical Engineering</w:t>
-      </w:r>
-      <w:r>
-        <w:t>)</w:t>
-      </w:r>
-    </w:p>
-    <w:p>
-      <w:pPr>
-        <w:pStyle w:val="NormalWeb"/>
-      </w:pPr>
-      <w:r>
-        <w:t xml:space="preserve">30. Rick Tan Yi Hong </w:t>
-      </w:r>
-      <w:r>
-        <w:t>(</w:t>
-      </w:r>
-      <w:r>
-        <w:t xml:space="preserve">co-authored in 2024, </w:t>
-      </w:r>
-      <w:r>
-        <w:t>2004101H</w:t>
-      </w:r>
-      <w:r>
-        <w:t>, Diploma in Pharmaceutical Science</w:t>
-      </w:r>
-      <w:r>
-        <w:t>)</w:t>
-      </w:r>
-    </w:p>
-    <w:p>
-      <w:pPr>
-        <w:pStyle w:val="NormalWeb"/>
-      </w:pPr>
-      <w:r>
-        <w:t xml:space="preserve">31. Kayden Low Kang Ming </w:t>
-      </w:r>
-      <w:r>
-        <w:t>(</w:t>
-      </w:r>
-      <w:r>
-        <w:t xml:space="preserve">co-authored in 2024, </w:t>
-      </w:r>
-      <w:r>
-        <w:t>2203919</w:t>
-      </w:r>
-      <w:r>
-        <w:t xml:space="preserve">B, </w:t>
-      </w:r>
-      <w:r>
-        <w:t>Diploma in Chemical Engineering</w:t>
-      </w:r>
-      <w:r>
-        <w:t>)</w:t>
+        <w:t>29. Sean Yap Soon Kiat (co-authored in 2024, 2201895F, Diploma in Chemical Engineering)</w:t>
+      </w:r>
+    </w:p>
+    <w:p>
+      <w:pPr>
+        <w:pStyle w:val="NormalWeb"/>
+      </w:pPr>
+      <w:r>
+        <w:t>30. Rick Tan Yi Hong (co-authored in 2024, 2004101H, Diploma in Pharmaceutical Science)</w:t>
+      </w:r>
+    </w:p>
+    <w:p>
+      <w:pPr>
+        <w:pStyle w:val="NormalWeb"/>
+      </w:pPr>
+      <w:r>
+        <w:t xml:space="preserve">31. Kayden Low Kang Ming (co-authored in 2024, </w:t>
+      </w:r>
+      <w:r>
+        <w:t xml:space="preserve">2203919B, </w:t>
+      </w:r>
+      <w:r>
+        <w:t>Diploma in Chemical Engineering)</w:t>
       </w:r>
     </w:p>
     <w:p>
@@ -968,7 +1026,7 @@
 </file>
 
 <file path=word/endnotes.xml><?xml version="1.0" encoding="utf-8"?>
-<w:endnotes xmlns:wpc="http://schemas.microsoft.com/office/word/2010/wordprocessingCanvas" xmlns:cx="http://schemas.microsoft.com/office/drawing/2014/chartex" xmlns:cx1="http://schemas.microsoft.com/office/drawing/2015/9/8/chartex" xmlns:cx2="http://schemas.microsoft.com/office/drawing/2015/10/21/chartex" xmlns:cx3="http://schemas.microsoft.com/office/drawing/2016/5/9/chartex" xmlns:cx4="http://schemas.microsoft.com/office/drawing/2016/5/10/chartex" xmlns:cx5="http://schemas.microsoft.com/office/drawing/2016/5/11/chartex" xmlns:cx6="http://schemas.microsoft.com/office/drawing/2016/5/12/chartex" xmlns:cx7="http://schemas.microsoft.com/office/drawing/2016/5/13/chartex" xmlns:cx8="http://schemas.microsoft.com/office/drawing/2016/5/14/chartex" xmlns:mc="http://schemas.openxmlformats.org/markup-compatibility/2006" xmlns:aink="http://schemas.microsoft.com/office/drawing/2016/ink" xmlns:am3d="http://schemas.microsoft.com/office/drawing/2017/model3d" xmlns:o="urn:schemas-microsoft-com:office:office" xmlns:oel="http://schemas.microsoft.com/office/2019/extlst" xmlns:r="http://schemas.openxmlformats.org/officeDocument/2006/relationships" xmlns:m="http://schemas.openxmlformats.org/officeDocument/2006/math" xmlns:v="urn:schemas-microsoft-com:vml" xmlns:wp14="http://schemas.microsoft.com/office/word/2010/wordprocessingDrawing" xmlns:wp="http://schemas.openxmlformats.org/drawingml/2006/wordprocessingDrawing" xmlns:w10="urn:schemas-microsoft-com:office:word" xmlns:w="http://schemas.openxmlformats.org/wordprocessingml/2006/main" xmlns:w14="http://schemas.microsoft.com/office/word/2010/wordml" xmlns:w15="http://schemas.microsoft.com/office/word/2012/wordml" xmlns:w16cex="http://schemas.microsoft.com/office/word/2018/wordml/cex" xmlns:w16cid="http://schemas.microsoft.com/office/word/2016/wordml/cid" xmlns:w16="http://schemas.microsoft.com/office/word/2018/wordml" xmlns:w16du="http://schemas.microsoft.com/office/word/2023/wordml/word16du" xmlns:w16sdtdh="http://schemas.microsoft.com/office/word/2020/wordml/sdtdatahash" xmlns:w16se="http://schemas.microsoft.com/office/word/2015/wordml/symex" xmlns:wpg="http://schemas.microsoft.com/office/word/2010/wordprocessingGroup" xmlns:wpi="http://schemas.microsoft.com/office/word/2010/wordprocessingInk" xmlns:wne="http://schemas.microsoft.com/office/word/2006/wordml" xmlns:wps="http://schemas.microsoft.com/office/word/2010/wordprocessingShape" mc:Ignorable="w14 w15 w16se w16cid w16 w16cex w16sdtdh w16du wp14">
+<w:endnotes xmlns:wpc="http://schemas.microsoft.com/office/word/2010/wordprocessingCanvas" xmlns:cx="http://schemas.microsoft.com/office/drawing/2014/chartex" xmlns:cx1="http://schemas.microsoft.com/office/drawing/2015/9/8/chartex" xmlns:cx2="http://schemas.microsoft.com/office/drawing/2015/10/21/chartex" xmlns:cx3="http://schemas.microsoft.com/office/drawing/2016/5/9/chartex" xmlns:cx4="http://schemas.microsoft.com/office/drawing/2016/5/10/chartex" xmlns:cx5="http://schemas.microsoft.com/office/drawing/2016/5/11/chartex" xmlns:cx6="http://schemas.microsoft.com/office/drawing/2016/5/12/chartex" xmlns:cx7="http://schemas.microsoft.com/office/drawing/2016/5/13/chartex" xmlns:cx8="http://schemas.microsoft.com/office/drawing/2016/5/14/chartex" xmlns:mc="http://schemas.openxmlformats.org/markup-compatibility/2006" xmlns:aink="http://schemas.microsoft.com/office/drawing/2016/ink" xmlns:am3d="http://schemas.microsoft.com/office/drawing/2017/model3d" xmlns:o="urn:schemas-microsoft-com:office:office" xmlns:oel="http://schemas.microsoft.com/office/2019/extlst" xmlns:r="http://schemas.openxmlformats.org/officeDocument/2006/relationships" xmlns:m="http://schemas.openxmlformats.org/officeDocument/2006/math" xmlns:v="urn:schemas-microsoft-com:vml" xmlns:wp14="http://schemas.microsoft.com/office/word/2010/wordprocessingDrawing" xmlns:wp="http://schemas.openxmlformats.org/drawingml/2006/wordprocessingDrawing" xmlns:w10="urn:schemas-microsoft-com:office:word" xmlns:w="http://schemas.openxmlformats.org/wordprocessingml/2006/main" xmlns:w14="http://schemas.microsoft.com/office/word/2010/wordml" xmlns:w15="http://schemas.microsoft.com/office/word/2012/wordml" xmlns:w16cex="http://schemas.microsoft.com/office/word/2018/wordml/cex" xmlns:w16cid="http://schemas.microsoft.com/office/word/2016/wordml/cid" xmlns:w16="http://schemas.microsoft.com/office/word/2018/wordml" xmlns:w16du="http://schemas.microsoft.com/office/word/2023/wordml/word16du" xmlns:w16sdtdh="http://schemas.microsoft.com/office/word/2020/wordml/sdtdatahash" xmlns:w16sdtfl="http://schemas.microsoft.com/office/word/2024/wordml/sdtformatlock" xmlns:w16se="http://schemas.microsoft.com/office/word/2015/wordml/symex" xmlns:wpg="http://schemas.microsoft.com/office/word/2010/wordprocessingGroup" xmlns:wpi="http://schemas.microsoft.com/office/word/2010/wordprocessingInk" xmlns:wne="http://schemas.microsoft.com/office/word/2006/wordml" xmlns:wps="http://schemas.microsoft.com/office/word/2010/wordprocessingShape" mc:Ignorable="w14 w15 w16se w16cid w16 w16cex w16sdtdh w16sdtfl w16du wp14">
   <w:endnote w:type="separator" w:id="-1">
     <w:p>
       <w:pPr>
@@ -993,7 +1051,7 @@
 </file>
 
 <file path=word/footnotes.xml><?xml version="1.0" encoding="utf-8"?>
-<w:footnotes xmlns:wpc="http://schemas.microsoft.com/office/word/2010/wordprocessingCanvas" xmlns:cx="http://schemas.microsoft.com/office/drawing/2014/chartex" xmlns:cx1="http://schemas.microsoft.com/office/drawing/2015/9/8/chartex" xmlns:cx2="http://schemas.microsoft.com/office/drawing/2015/10/21/chartex" xmlns:cx3="http://schemas.microsoft.com/office/drawing/2016/5/9/chartex" xmlns:cx4="http://schemas.microsoft.com/office/drawing/2016/5/10/chartex" xmlns:cx5="http://schemas.microsoft.com/office/drawing/2016/5/11/chartex" xmlns:cx6="http://schemas.microsoft.com/office/drawing/2016/5/12/chartex" xmlns:cx7="http://schemas.microsoft.com/office/drawing/2016/5/13/chartex" xmlns:cx8="http://schemas.microsoft.com/office/drawing/2016/5/14/chartex" xmlns:mc="http://schemas.openxmlformats.org/markup-compatibility/2006" xmlns:aink="http://schemas.microsoft.com/office/drawing/2016/ink" xmlns:am3d="http://schemas.microsoft.com/office/drawing/2017/model3d" xmlns:o="urn:schemas-microsoft-com:office:office" xmlns:oel="http://schemas.microsoft.com/office/2019/extlst" xmlns:r="http://schemas.openxmlformats.org/officeDocument/2006/relationships" xmlns:m="http://schemas.openxmlformats.org/officeDocument/2006/math" xmlns:v="urn:schemas-microsoft-com:vml" xmlns:wp14="http://schemas.microsoft.com/office/word/2010/wordprocessingDrawing" xmlns:wp="http://schemas.openxmlformats.org/drawingml/2006/wordprocessingDrawing" xmlns:w10="urn:schemas-microsoft-com:office:word" xmlns:w="http://schemas.openxmlformats.org/wordprocessingml/2006/main" xmlns:w14="http://schemas.microsoft.com/office/word/2010/wordml" xmlns:w15="http://schemas.microsoft.com/office/word/2012/wordml" xmlns:w16cex="http://schemas.microsoft.com/office/word/2018/wordml/cex" xmlns:w16cid="http://schemas.microsoft.com/office/word/2016/wordml/cid" xmlns:w16="http://schemas.microsoft.com/office/word/2018/wordml" xmlns:w16du="http://schemas.microsoft.com/office/word/2023/wordml/word16du" xmlns:w16sdtdh="http://schemas.microsoft.com/office/word/2020/wordml/sdtdatahash" xmlns:w16se="http://schemas.microsoft.com/office/word/2015/wordml/symex" xmlns:wpg="http://schemas.microsoft.com/office/word/2010/wordprocessingGroup" xmlns:wpi="http://schemas.microsoft.com/office/word/2010/wordprocessingInk" xmlns:wne="http://schemas.microsoft.com/office/word/2006/wordml" xmlns:wps="http://schemas.microsoft.com/office/word/2010/wordprocessingShape" mc:Ignorable="w14 w15 w16se w16cid w16 w16cex w16sdtdh w16du wp14">
+<w:footnotes xmlns:wpc="http://schemas.microsoft.com/office/word/2010/wordprocessingCanvas" xmlns:cx="http://schemas.microsoft.com/office/drawing/2014/chartex" xmlns:cx1="http://schemas.microsoft.com/office/drawing/2015/9/8/chartex" xmlns:cx2="http://schemas.microsoft.com/office/drawing/2015/10/21/chartex" xmlns:cx3="http://schemas.microsoft.com/office/drawing/2016/5/9/chartex" xmlns:cx4="http://schemas.microsoft.com/office/drawing/2016/5/10/chartex" xmlns:cx5="http://schemas.microsoft.com/office/drawing/2016/5/11/chartex" xmlns:cx6="http://schemas.microsoft.com/office/drawing/2016/5/12/chartex" xmlns:cx7="http://schemas.microsoft.com/office/drawing/2016/5/13/chartex" xmlns:cx8="http://schemas.microsoft.com/office/drawing/2016/5/14/chartex" xmlns:mc="http://schemas.openxmlformats.org/markup-compatibility/2006" xmlns:aink="http://schemas.microsoft.com/office/drawing/2016/ink" xmlns:am3d="http://schemas.microsoft.com/office/drawing/2017/model3d" xmlns:o="urn:schemas-microsoft-com:office:office" xmlns:oel="http://schemas.microsoft.com/office/2019/extlst" xmlns:r="http://schemas.openxmlformats.org/officeDocument/2006/relationships" xmlns:m="http://schemas.openxmlformats.org/officeDocument/2006/math" xmlns:v="urn:schemas-microsoft-com:vml" xmlns:wp14="http://schemas.microsoft.com/office/word/2010/wordprocessingDrawing" xmlns:wp="http://schemas.openxmlformats.org/drawingml/2006/wordprocessingDrawing" xmlns:w10="urn:schemas-microsoft-com:office:word" xmlns:w="http://schemas.openxmlformats.org/wordprocessingml/2006/main" xmlns:w14="http://schemas.microsoft.com/office/word/2010/wordml" xmlns:w15="http://schemas.microsoft.com/office/word/2012/wordml" xmlns:w16cex="http://schemas.microsoft.com/office/word/2018/wordml/cex" xmlns:w16cid="http://schemas.microsoft.com/office/word/2016/wordml/cid" xmlns:w16="http://schemas.microsoft.com/office/word/2018/wordml" xmlns:w16du="http://schemas.microsoft.com/office/word/2023/wordml/word16du" xmlns:w16sdtdh="http://schemas.microsoft.com/office/word/2020/wordml/sdtdatahash" xmlns:w16sdtfl="http://schemas.microsoft.com/office/word/2024/wordml/sdtformatlock" xmlns:w16se="http://schemas.microsoft.com/office/word/2015/wordml/symex" xmlns:wpg="http://schemas.microsoft.com/office/word/2010/wordprocessingGroup" xmlns:wpi="http://schemas.microsoft.com/office/word/2010/wordprocessingInk" xmlns:wne="http://schemas.microsoft.com/office/word/2006/wordml" xmlns:wps="http://schemas.microsoft.com/office/word/2010/wordprocessingShape" mc:Ignorable="w14 w15 w16se w16cid w16 w16cex w16sdtdh w16sdtfl w16du wp14">
   <w:footnote w:type="separator" w:id="-1">
     <w:p>
       <w:pPr>
@@ -1018,7 +1076,7 @@
 </file>
 
 <file path=word/numbering.xml><?xml version="1.0" encoding="utf-8"?>
-<w:numbering xmlns:wpc="http://schemas.microsoft.com/office/word/2010/wordprocessingCanvas" xmlns:cx="http://schemas.microsoft.com/office/drawing/2014/chartex" xmlns:cx1="http://schemas.microsoft.com/office/drawing/2015/9/8/chartex" xmlns:cx2="http://schemas.microsoft.com/office/drawing/2015/10/21/chartex" xmlns:cx3="http://schemas.microsoft.com/office/drawing/2016/5/9/chartex" xmlns:cx4="http://schemas.microsoft.com/office/drawing/2016/5/10/chartex" xmlns:cx5="http://schemas.microsoft.com/office/drawing/2016/5/11/chartex" xmlns:cx6="http://schemas.microsoft.com/office/drawing/2016/5/12/chartex" xmlns:cx7="http://schemas.microsoft.com/office/drawing/2016/5/13/chartex" xmlns:cx8="http://schemas.microsoft.com/office/drawing/2016/5/14/chartex" xmlns:mc="http://schemas.openxmlformats.org/markup-compatibility/2006" xmlns:aink="http://schemas.microsoft.com/office/drawing/2016/ink" xmlns:am3d="http://schemas.microsoft.com/office/drawing/2017/model3d" xmlns:o="urn:schemas-microsoft-com:office:office" xmlns:oel="http://schemas.microsoft.com/office/2019/extlst" xmlns:r="http://schemas.openxmlformats.org/officeDocument/2006/relationships" xmlns:m="http://schemas.openxmlformats.org/officeDocument/2006/math" xmlns:v="urn:schemas-microsoft-com:vml" xmlns:wp14="http://schemas.microsoft.com/office/word/2010/wordprocessingDrawing" xmlns:wp="http://schemas.openxmlformats.org/drawingml/2006/wordprocessingDrawing" xmlns:w10="urn:schemas-microsoft-com:office:word" xmlns:w="http://schemas.openxmlformats.org/wordprocessingml/2006/main" xmlns:w14="http://schemas.microsoft.com/office/word/2010/wordml" xmlns:w15="http://schemas.microsoft.com/office/word/2012/wordml" xmlns:w16cex="http://schemas.microsoft.com/office/word/2018/wordml/cex" xmlns:w16cid="http://schemas.microsoft.com/office/word/2016/wordml/cid" xmlns:w16="http://schemas.microsoft.com/office/word/2018/wordml" xmlns:w16du="http://schemas.microsoft.com/office/word/2023/wordml/word16du" xmlns:w16sdtdh="http://schemas.microsoft.com/office/word/2020/wordml/sdtdatahash" xmlns:w16se="http://schemas.microsoft.com/office/word/2015/wordml/symex" xmlns:wpg="http://schemas.microsoft.com/office/word/2010/wordprocessingGroup" xmlns:wpi="http://schemas.microsoft.com/office/word/2010/wordprocessingInk" xmlns:wne="http://schemas.microsoft.com/office/word/2006/wordml" xmlns:wps="http://schemas.microsoft.com/office/word/2010/wordprocessingShape" mc:Ignorable="w14 w15 w16se w16cid w16 w16cex w16sdtdh w16du wp14">
+<w:numbering xmlns:wpc="http://schemas.microsoft.com/office/word/2010/wordprocessingCanvas" xmlns:cx="http://schemas.microsoft.com/office/drawing/2014/chartex" xmlns:cx1="http://schemas.microsoft.com/office/drawing/2015/9/8/chartex" xmlns:cx2="http://schemas.microsoft.com/office/drawing/2015/10/21/chartex" xmlns:cx3="http://schemas.microsoft.com/office/drawing/2016/5/9/chartex" xmlns:cx4="http://schemas.microsoft.com/office/drawing/2016/5/10/chartex" xmlns:cx5="http://schemas.microsoft.com/office/drawing/2016/5/11/chartex" xmlns:cx6="http://schemas.microsoft.com/office/drawing/2016/5/12/chartex" xmlns:cx7="http://schemas.microsoft.com/office/drawing/2016/5/13/chartex" xmlns:cx8="http://schemas.microsoft.com/office/drawing/2016/5/14/chartex" xmlns:mc="http://schemas.openxmlformats.org/markup-compatibility/2006" xmlns:aink="http://schemas.microsoft.com/office/drawing/2016/ink" xmlns:am3d="http://schemas.microsoft.com/office/drawing/2017/model3d" xmlns:o="urn:schemas-microsoft-com:office:office" xmlns:oel="http://schemas.microsoft.com/office/2019/extlst" xmlns:r="http://schemas.openxmlformats.org/officeDocument/2006/relationships" xmlns:m="http://schemas.openxmlformats.org/officeDocument/2006/math" xmlns:v="urn:schemas-microsoft-com:vml" xmlns:wp14="http://schemas.microsoft.com/office/word/2010/wordprocessingDrawing" xmlns:wp="http://schemas.openxmlformats.org/drawingml/2006/wordprocessingDrawing" xmlns:w10="urn:schemas-microsoft-com:office:word" xmlns:w="http://schemas.openxmlformats.org/wordprocessingml/2006/main" xmlns:w14="http://schemas.microsoft.com/office/word/2010/wordml" xmlns:w15="http://schemas.microsoft.com/office/word/2012/wordml" xmlns:w16cex="http://schemas.microsoft.com/office/word/2018/wordml/cex" xmlns:w16cid="http://schemas.microsoft.com/office/word/2016/wordml/cid" xmlns:w16="http://schemas.microsoft.com/office/word/2018/wordml" xmlns:w16du="http://schemas.microsoft.com/office/word/2023/wordml/word16du" xmlns:w16sdtdh="http://schemas.microsoft.com/office/word/2020/wordml/sdtdatahash" xmlns:w16sdtfl="http://schemas.microsoft.com/office/word/2024/wordml/sdtformatlock" xmlns:w16se="http://schemas.microsoft.com/office/word/2015/wordml/symex" xmlns:wpg="http://schemas.microsoft.com/office/word/2010/wordprocessingGroup" xmlns:wpi="http://schemas.microsoft.com/office/word/2010/wordprocessingInk" xmlns:wne="http://schemas.microsoft.com/office/word/2006/wordml" xmlns:wps="http://schemas.microsoft.com/office/word/2010/wordprocessingShape" mc:Ignorable="w14 w15 w16se w16cid w16 w16cex w16sdtdh w16sdtfl w16du wp14">
   <w:abstractNum w:abstractNumId="0" w15:restartNumberingAfterBreak="0">
     <w:nsid w:val="07254BED"/>
     <w:multiLevelType w:val="hybridMultilevel"/>
@@ -2543,7 +2601,7 @@
 </file>
 
 <file path=word/styles.xml><?xml version="1.0" encoding="utf-8"?>
-<w:styles xmlns:mc="http://schemas.openxmlformats.org/markup-compatibility/2006" xmlns:r="http://schemas.openxmlformats.org/officeDocument/2006/relationships" xmlns:w="http://schemas.openxmlformats.org/wordprocessingml/2006/main" xmlns:w14="http://schemas.microsoft.com/office/word/2010/wordml" xmlns:w15="http://schemas.microsoft.com/office/word/2012/wordml" xmlns:w16cex="http://schemas.microsoft.com/office/word/2018/wordml/cex" xmlns:w16cid="http://schemas.microsoft.com/office/word/2016/wordml/cid" xmlns:w16="http://schemas.microsoft.com/office/word/2018/wordml" xmlns:w16du="http://schemas.microsoft.com/office/word/2023/wordml/word16du" xmlns:w16sdtdh="http://schemas.microsoft.com/office/word/2020/wordml/sdtdatahash" xmlns:w16se="http://schemas.microsoft.com/office/word/2015/wordml/symex" mc:Ignorable="w14 w15 w16se w16cid w16 w16cex w16sdtdh w16du">
+<w:styles xmlns:mc="http://schemas.openxmlformats.org/markup-compatibility/2006" xmlns:r="http://schemas.openxmlformats.org/officeDocument/2006/relationships" xmlns:w="http://schemas.openxmlformats.org/wordprocessingml/2006/main" xmlns:w14="http://schemas.microsoft.com/office/word/2010/wordml" xmlns:w15="http://schemas.microsoft.com/office/word/2012/wordml" xmlns:w16cex="http://schemas.microsoft.com/office/word/2018/wordml/cex" xmlns:w16cid="http://schemas.microsoft.com/office/word/2016/wordml/cid" xmlns:w16="http://schemas.microsoft.com/office/word/2018/wordml" xmlns:w16du="http://schemas.microsoft.com/office/word/2023/wordml/word16du" xmlns:w16sdtdh="http://schemas.microsoft.com/office/word/2020/wordml/sdtdatahash" xmlns:w16sdtfl="http://schemas.microsoft.com/office/word/2024/wordml/sdtformatlock" xmlns:w16se="http://schemas.microsoft.com/office/word/2015/wordml/symex" mc:Ignorable="w14 w15 w16se w16cid w16 w16cex w16sdtdh w16sdtfl w16du">
   <w:docDefaults>
     <w:rPrDefault>
       <w:rPr>
